--- a/package/서버설치_안내.docx
+++ b/package/서버설치_안내.docx
@@ -549,7 +549,7 @@
                 <w:color w:val="000000"/>
                 <w:sz w:val="19"/>
               </w:rPr>
-              <w:t>문답 한 턴이 10~30초 걸립니다. 사람이 쓰는 속도라</w:t>
+              <w:t>동시에 진행 중인 Claude 호출 40개까지 받습니다</w:t>
             </w:r>
           </w:p>
           <w:p>
@@ -564,7 +564,37 @@
                 <w:color w:val="000000"/>
                 <w:sz w:val="19"/>
               </w:rPr>
-              <w:t>동시 수십 명까지는 uvicorn 하나로 충분합니다.</w:t>
+              <w:t>(FastAPI 기본 스레드풀). 한 턴이 10~30초 걸리고</w:t>
+            </w:r>
+          </w:p>
+          <w:p>
+            <w:pPr>
+              <w:keepNext w:val="0"/>
+              <w:spacing w:after="20" w:before="20" w:line="260" w:lineRule="exact"/>
+            </w:pPr>
+            <w:r>
+              <w:rPr>
+                <w:rFonts w:ascii="맑은 고딕" w:hAnsi="맑은 고딕" w:eastAsia="맑은 고딕"/>
+                <w:b w:val="0"/>
+                <w:color w:val="000000"/>
+                <w:sz w:val="19"/>
+              </w:rPr>
+              <w:t>사람은 그사이 생각하므로, 실제 이용자는 그보다</w:t>
+            </w:r>
+          </w:p>
+          <w:p>
+            <w:pPr>
+              <w:keepNext w:val="0"/>
+              <w:spacing w:after="20" w:before="20" w:line="260" w:lineRule="exact"/>
+            </w:pPr>
+            <w:r>
+              <w:rPr>
+                <w:rFonts w:ascii="맑은 고딕" w:hAnsi="맑은 고딕" w:eastAsia="맑은 고딕"/>
+                <w:b w:val="0"/>
+                <w:color w:val="000000"/>
+                <w:sz w:val="19"/>
+              </w:rPr>
+              <w:t>훨씬 많아도 됩니다.</w:t>
             </w:r>
           </w:p>
         </w:tc>
@@ -1266,7 +1296,7 @@
                 <w:color w:val="000000"/>
                 <w:sz w:val="19"/>
               </w:rPr>
-              <w:t>예: 평가.example.ac.kr</w:t>
+              <w:t>예: policy.example.ac.kr</w:t>
             </w:r>
           </w:p>
         </w:tc>
@@ -1581,7 +1611,7 @@
           <w:color w:val="000000"/>
           <w:sz w:val="21"/>
         </w:rPr>
-        <w:t>압축을 푼 폴더를 /opt/policy-eval 에 두고 스크립트를 돌립니다.</w:t>
+        <w:t>압축을 푼 폴더로 들어가 스크립트를 돌립니다. /opt/policy-eval 로 옮기는 것까지 스크립트가 합니다.</w:t>
       </w:r>
     </w:p>
     <w:p>
@@ -1598,7 +1628,7 @@
           <w:color w:val="000000"/>
           <w:sz w:val="18"/>
         </w:rPr>
-        <w:t>sudo mkdir -p /opt/policy-eval</w:t>
+        <w:t>unzip 정책아이디어평가_서버용_*.zip</w:t>
       </w:r>
     </w:p>
     <w:p>
@@ -1615,7 +1645,7 @@
           <w:color w:val="000000"/>
           <w:sz w:val="18"/>
         </w:rPr>
-        <w:t>sudo cp -r 정책아이디어평가/* /opt/policy-eval/</w:t>
+        <w:t>cd 정책아이디어평가</w:t>
       </w:r>
     </w:p>
     <w:p>
@@ -1631,7 +1661,7 @@
           <w:color w:val="000000"/>
           <w:sz w:val="18"/>
         </w:rPr>
-        <w:t>sudo bash /opt/policy-eval/deploy/setup_server.sh</w:t>
+        <w:t>sudo bash deploy/setup_server.sh</w:t>
       </w:r>
     </w:p>
     <w:p>
@@ -2322,7 +2352,7 @@
           <w:color w:val="000000"/>
           <w:sz w:val="18"/>
         </w:rPr>
-        <w:t>#   평가.example.ac.kr → 실제 도메인으로 (두 군데)</w:t>
+        <w:t>#   server_name 을 실제 도메인으로</w:t>
       </w:r>
     </w:p>
     <w:p>
@@ -2450,7 +2480,7 @@
           <w:color w:val="000000"/>
           <w:sz w:val="18"/>
         </w:rPr>
-        <w:t>sudo certbot --nginx -d 평가.example.ac.kr</w:t>
+        <w:t>sudo certbot --nginx -d policy.example.ac.kr</w:t>
       </w:r>
     </w:p>
     <w:p>
@@ -2458,6 +2488,82 @@
         <w:keepLines/>
         <w:spacing w:after="100" w:before="0" w:line="330" w:lineRule="exact"/>
       </w:pPr>
+    </w:p>
+    <w:p>
+      <w:pPr>
+        <w:keepLines/>
+        <w:spacing w:after="130" w:before="0" w:line="330" w:lineRule="exact"/>
+      </w:pPr>
+      <w:r>
+        <w:rPr>
+          <w:rFonts w:ascii="맑은 고딕" w:hAnsi="맑은 고딕" w:eastAsia="맑은 고딕"/>
+          <w:b/>
+          <w:color w:val="000000"/>
+          <w:sz w:val="21"/>
+        </w:rPr>
+        <w:t xml:space="preserve">함께 드린 nginx.conf 에는 443 블록이 없습니다. </w:t>
+      </w:r>
+      <w:r>
+        <w:rPr>
+          <w:rFonts w:ascii="맑은 고딕" w:hAnsi="맑은 고딕" w:eastAsia="맑은 고딕"/>
+          <w:b w:val="0"/>
+          <w:color w:val="000000"/>
+          <w:sz w:val="21"/>
+        </w:rPr>
+        <w:t>일부러 그렇게 두었습니다. 인증서를 아직 받지 않았는데 listen 443 ssl 을 써 두면 nginx 가 이렇게 답하며 뜨지 않습니다.</w:t>
+      </w:r>
+    </w:p>
+    <w:p>
+      <w:pPr>
+        <w:keepLines/>
+        <w:spacing w:after="0" w:before="0" w:line="260" w:lineRule="exact"/>
+        <w:ind w:left="397"/>
+      </w:pPr>
+      <w:r>
+        <w:rPr>
+          <w:rFonts w:ascii="맑은 고딕" w:hAnsi="맑은 고딕" w:eastAsia="맑은 고딕"/>
+          <w:b w:val="0"/>
+          <w:color w:val="000000"/>
+          <w:sz w:val="18"/>
+        </w:rPr>
+        <w:t>no "ssl_certificate" is defined for the "listen ... ssl" directive</w:t>
+      </w:r>
+    </w:p>
+    <w:p>
+      <w:pPr>
+        <w:keepLines/>
+        <w:spacing w:after="100" w:before="0" w:line="330" w:lineRule="exact"/>
+      </w:pPr>
+    </w:p>
+    <w:p>
+      <w:pPr>
+        <w:keepLines/>
+        <w:spacing w:after="130" w:before="0" w:line="330" w:lineRule="exact"/>
+      </w:pPr>
+      <w:r>
+        <w:rPr>
+          <w:rFonts w:ascii="맑은 고딕" w:hAnsi="맑은 고딕" w:eastAsia="맑은 고딕"/>
+          <w:b w:val="0"/>
+          <w:color w:val="000000"/>
+          <w:sz w:val="21"/>
+        </w:rPr>
+        <w:t>그러면 certbot 도 돌릴 수 없습니다 — certbot --nginx 는 nginx 를 다시 읽어야 하는데 설정이 깨져 있으면 거기서 멈춥니다. 닭과 달걀이 됩니다.</w:t>
+      </w:r>
+    </w:p>
+    <w:p>
+      <w:pPr>
+        <w:keepLines/>
+        <w:spacing w:after="130" w:before="0" w:line="330" w:lineRule="exact"/>
+      </w:pPr>
+      <w:r>
+        <w:rPr>
+          <w:rFonts w:ascii="맑은 고딕" w:hAnsi="맑은 고딕" w:eastAsia="맑은 고딕"/>
+          <w:b w:val="0"/>
+          <w:color w:val="000000"/>
+          <w:sz w:val="21"/>
+        </w:rPr>
+        <w:t>그래서 80 만 두고 시작합니다. 위 3번의 certbot 이 이 블록을 제자리에서 고쳐 443·인증서·평문 이동을 알아서 붙입니다. 아래에 적어 둔 location 들은 그대로 옮겨갑니다. 손으로 고치실 것은 없습니다.</w:t>
+      </w:r>
     </w:p>
     <w:p>
       <w:pPr>
@@ -2634,7 +2740,22 @@
                 <w:color w:val="000000"/>
                 <w:sz w:val="19"/>
               </w:rPr>
-              <w:t>평문으로 들어온 것을 그냥 받지 않습니다.</w:t>
+              <w:t>certbot 이 붙입니다. 평문으로 들어온 것을</w:t>
+            </w:r>
+          </w:p>
+          <w:p>
+            <w:pPr>
+              <w:keepNext/>
+              <w:spacing w:after="20" w:before="20" w:line="260" w:lineRule="exact"/>
+            </w:pPr>
+            <w:r>
+              <w:rPr>
+                <w:rFonts w:ascii="맑은 고딕" w:hAnsi="맑은 고딕" w:eastAsia="맑은 고딕"/>
+                <w:b w:val="0"/>
+                <w:color w:val="000000"/>
+                <w:sz w:val="19"/>
+              </w:rPr>
+              <w:t>그냥 받지 않습니다.</w:t>
             </w:r>
           </w:p>
         </w:tc>
@@ -4423,7 +4544,7 @@
           <w:color w:val="000000"/>
           <w:sz w:val="21"/>
         </w:rPr>
-        <w:t>새 zip 을 받으시면 webapp/sessions.db 와 /etc/policy-eval.env 만 남겨 두고 덮어쓰시면 됩니다.</w:t>
+        <w:t>설치할 때와 같은 스크립트를 다시 돌리시면 됩니다. 이미 쌓인 문답(webapp/sessions.db)과 설정(/etc/policy-eval.env)은 건드리지 않고 코드만 바꿔 놓습니다.</w:t>
       </w:r>
     </w:p>
     <w:p>
@@ -4440,7 +4561,7 @@
           <w:color w:val="000000"/>
           <w:sz w:val="18"/>
         </w:rPr>
-        <w:t>sudo rsync -a --exclude 'webapp/sessions.db' \</w:t>
+        <w:t>unzip 새로받은.zip &amp;&amp; cd 정책아이디어평가</w:t>
       </w:r>
     </w:p>
     <w:p>
@@ -4457,24 +4578,7 @@
           <w:color w:val="000000"/>
           <w:sz w:val="18"/>
         </w:rPr>
-        <w:t xml:space="preserve">      정책아이디어평가/ /opt/policy-eval/</w:t>
-      </w:r>
-    </w:p>
-    <w:p>
-      <w:pPr>
-        <w:keepNext/>
-        <w:keepLines/>
-        <w:spacing w:after="0" w:before="0" w:line="260" w:lineRule="exact"/>
-        <w:ind w:left="397"/>
-      </w:pPr>
-      <w:r>
-        <w:rPr>
-          <w:rFonts w:ascii="맑은 고딕" w:hAnsi="맑은 고딕" w:eastAsia="맑은 고딕"/>
-          <w:b w:val="0"/>
-          <w:color w:val="000000"/>
-          <w:sz w:val="18"/>
-        </w:rPr>
-        <w:t>sudo chown -R policyeval:policyeval /opt/policy-eval</w:t>
+        <w:t>sudo bash deploy/setup_server.sh</w:t>
       </w:r>
     </w:p>
     <w:p>
@@ -4498,21 +4602,6 @@
         <w:keepLines/>
         <w:spacing w:after="100" w:before="0" w:line="330" w:lineRule="exact"/>
       </w:pPr>
-    </w:p>
-    <w:p>
-      <w:pPr>
-        <w:keepLines/>
-        <w:spacing w:after="130" w:before="0" w:line="330" w:lineRule="exact"/>
-      </w:pPr>
-      <w:r>
-        <w:rPr>
-          <w:rFonts w:ascii="맑은 고딕" w:hAnsi="맑은 고딕" w:eastAsia="맑은 고딕"/>
-          <w:b w:val="0"/>
-          <w:color w:val="000000"/>
-          <w:sz w:val="21"/>
-        </w:rPr>
-        <w:t>파이썬 꾸러미가 늘었으면 setup_server.sh 를 다시 돌리십시오.</w:t>
-      </w:r>
     </w:p>
     <w:p>
       <w:pPr>
@@ -4712,6 +4801,81 @@
                 <w:sz w:val="19"/>
               </w:rPr>
               <w:t>systemctl status policy-eval 부터 보십시오.</w:t>
+            </w:r>
+          </w:p>
+        </w:tc>
+      </w:tr>
+      <w:tr>
+        <w:trPr>
+          <w:cantSplit/>
+        </w:trPr>
+        <w:tc>
+          <w:tcPr>
+            <w:tcW w:type="dxa" w:w="2400"/>
+          </w:tcPr>
+          <w:p>
+            <w:pPr>
+              <w:keepNext/>
+              <w:spacing w:after="20" w:before="20" w:line="260" w:lineRule="exact"/>
+            </w:pPr>
+            <w:r>
+              <w:rPr>
+                <w:rFonts w:ascii="맑은 고딕" w:hAnsi="맑은 고딕" w:eastAsia="맑은 고딕"/>
+                <w:b w:val="0"/>
+                <w:color w:val="000000"/>
+                <w:sz w:val="19"/>
+              </w:rPr>
+              <w:t>429 Too Many Requests</w:t>
+            </w:r>
+          </w:p>
+        </w:tc>
+        <w:tc>
+          <w:tcPr>
+            <w:tcW w:type="dxa" w:w="5800"/>
+          </w:tcPr>
+          <w:p>
+            <w:pPr>
+              <w:keepNext/>
+              <w:spacing w:after="20" w:before="20" w:line="260" w:lineRule="exact"/>
+            </w:pPr>
+            <w:r>
+              <w:rPr>
+                <w:rFonts w:ascii="맑은 고딕" w:hAnsi="맑은 고딕" w:eastAsia="맑은 고딕"/>
+                <w:b w:val="0"/>
+                <w:color w:val="000000"/>
+                <w:sz w:val="19"/>
+              </w:rPr>
+              <w:t>nginx 의 요청 제한(분당 30회)에 걸린 것입니다. 고장이 아닙니다.</w:t>
+            </w:r>
+          </w:p>
+          <w:p>
+            <w:pPr>
+              <w:keepNext/>
+              <w:spacing w:after="20" w:before="20" w:line="260" w:lineRule="exact"/>
+            </w:pPr>
+            <w:r>
+              <w:rPr>
+                <w:rFonts w:ascii="맑은 고딕" w:hAnsi="맑은 고딕" w:eastAsia="맑은 고딕"/>
+                <w:b w:val="0"/>
+                <w:color w:val="000000"/>
+                <w:sz w:val="19"/>
+              </w:rPr>
+              <w:t>여러 사람이 같은 공인 IP 로 들어오면 걸릴 수 있습니다 —</w:t>
+            </w:r>
+          </w:p>
+          <w:p>
+            <w:pPr>
+              <w:keepNext/>
+              <w:spacing w:after="20" w:before="20" w:line="260" w:lineRule="exact"/>
+            </w:pPr>
+            <w:r>
+              <w:rPr>
+                <w:rFonts w:ascii="맑은 고딕" w:hAnsi="맑은 고딕" w:eastAsia="맑은 고딕"/>
+                <w:b w:val="0"/>
+                <w:color w:val="000000"/>
+                <w:sz w:val="19"/>
+              </w:rPr>
+              <w:t>그때는 nginx.conf 의 rate 를 올리십시오.</w:t>
             </w:r>
           </w:p>
         </w:tc>
